--- a/Tables/Apply_Styles_For_Inserted_Tables/.NET/Apply-Styles-For-Inserted-Tables/Data/Template.docx
+++ b/Tables/Apply_Styles_For_Inserted_Tables/.NET/Apply-Styles-For-Inserted-Tables/Data/Template.docx
@@ -1,18 +1,18 @@
 
 <file path=word/document.xml><?xml version="1.0" encoding="utf-8"?>
-<w:document xmlns:wpc="http://schemas.microsoft.com/office/word/2010/wordprocessingCanvas" xmlns:cx="http://schemas.microsoft.com/office/drawing/2014/chartex" xmlns:cx1="http://schemas.microsoft.com/office/drawing/2015/9/8/chartex" xmlns:cx2="http://schemas.microsoft.com/office/drawing/2015/10/21/chartex" xmlns:cx3="http://schemas.microsoft.com/office/drawing/2016/5/9/chartex" xmlns:cx4="http://schemas.microsoft.com/office/drawing/2016/5/10/chartex" xmlns:cx5="http://schemas.microsoft.com/office/drawing/2016/5/11/chartex" xmlns:cx6="http://schemas.microsoft.com/office/drawing/2016/5/12/chartex" xmlns:cx7="http://schemas.microsoft.com/office/drawing/2016/5/13/chartex" xmlns:cx8="http://schemas.microsoft.com/office/drawing/2016/5/14/chartex" xmlns:mc="http://schemas.openxmlformats.org/markup-compatibility/2006" xmlns:aink="http://schemas.microsoft.com/office/drawing/2016/ink" xmlns:am3d="http://schemas.microsoft.com/office/drawing/2017/model3d" xmlns:o="urn:schemas-microsoft-com:office:office" xmlns:oel="http://schemas.microsoft.com/office/2019/extlst" xmlns:r="http://schemas.openxmlformats.org/officeDocument/2006/relationships" xmlns:m="http://schemas.openxmlformats.org/officeDocument/2006/math" xmlns:v="urn:schemas-microsoft-com:vml" xmlns:wp14="http://schemas.microsoft.com/office/word/2010/wordprocessingDrawing" xmlns:wp="http://schemas.openxmlformats.org/drawingml/2006/wordprocessingDrawing" xmlns:w10="urn:schemas-microsoft-com:office:word" xmlns:w="http://schemas.openxmlformats.org/wordprocessingml/2006/main" xmlns:w14="http://schemas.microsoft.com/office/word/2010/wordml" xmlns:w15="http://schemas.microsoft.com/office/word/2012/wordml" xmlns:w16cex="http://schemas.microsoft.com/office/word/2018/wordml/cex" xmlns:w16cid="http://schemas.microsoft.com/office/word/2016/wordml/cid" xmlns:w16="http://schemas.microsoft.com/office/word/2018/wordml" xmlns:w16sdtdh="http://schemas.microsoft.com/office/word/2020/wordml/sdtdatahash" xmlns:w16se="http://schemas.microsoft.com/office/word/2015/wordml/symex" xmlns:wpg="http://schemas.microsoft.com/office/word/2010/wordprocessingGroup" xmlns:wpi="http://schemas.microsoft.com/office/word/2010/wordprocessingInk" xmlns:wne="http://schemas.microsoft.com/office/word/2006/wordml" xmlns:wps="http://schemas.microsoft.com/office/word/2010/wordprocessingShape" mc:Ignorable="w14 w15 w16se w16cid w16 w16cex w16sdtdh wp14">
+<w:document xmlns:wpc="http://schemas.microsoft.com/office/word/2010/wordprocessingCanvas" xmlns:cx="http://schemas.microsoft.com/office/drawing/2014/chartex" xmlns:cx1="http://schemas.microsoft.com/office/drawing/2015/9/8/chartex" xmlns:cx2="http://schemas.microsoft.com/office/drawing/2015/10/21/chartex" xmlns:cx3="http://schemas.microsoft.com/office/drawing/2016/5/9/chartex" xmlns:cx4="http://schemas.microsoft.com/office/drawing/2016/5/10/chartex" xmlns:cx5="http://schemas.microsoft.com/office/drawing/2016/5/11/chartex" xmlns:cx6="http://schemas.microsoft.com/office/drawing/2016/5/12/chartex" xmlns:cx7="http://schemas.microsoft.com/office/drawing/2016/5/13/chartex" xmlns:cx8="http://schemas.microsoft.com/office/drawing/2016/5/14/chartex" xmlns:mc="http://schemas.openxmlformats.org/markup-compatibility/2006" xmlns:aink="http://schemas.microsoft.com/office/drawing/2016/ink" xmlns:am3d="http://schemas.microsoft.com/office/drawing/2017/model3d" xmlns:o="urn:schemas-microsoft-com:office:office" xmlns:oel="http://schemas.microsoft.com/office/2019/extlst" xmlns:r="http://schemas.openxmlformats.org/officeDocument/2006/relationships" xmlns:m="http://schemas.openxmlformats.org/officeDocument/2006/math" xmlns:v="urn:schemas-microsoft-com:vml" xmlns:wp14="http://schemas.microsoft.com/office/word/2010/wordprocessingDrawing" xmlns:wp="http://schemas.openxmlformats.org/drawingml/2006/wordprocessingDrawing" xmlns:w10="urn:schemas-microsoft-com:office:word" xmlns:w="http://schemas.openxmlformats.org/wordprocessingml/2006/main" xmlns:w14="http://schemas.microsoft.com/office/word/2010/wordml" xmlns:w15="http://schemas.microsoft.com/office/word/2012/wordml" xmlns:w16cei="http://schemas.microsoft.com/office/word/2026/wordml/cei" xmlns:w16cex="http://schemas.microsoft.com/office/word/2018/wordml/cex" xmlns:w16cid="http://schemas.microsoft.com/office/word/2016/wordml/cid" xmlns:w16="http://schemas.microsoft.com/office/word/2018/wordml" xmlns:w16du="http://schemas.microsoft.com/office/word/2023/wordml/word16du" xmlns:w16sdtdh="http://schemas.microsoft.com/office/word/2020/wordml/sdtdatahash" xmlns:w16sdtfl="http://schemas.microsoft.com/office/word/2024/wordml/sdtformatlock" xmlns:w16se="http://schemas.microsoft.com/office/word/2015/wordml/symex" xmlns:wpg="http://schemas.microsoft.com/office/word/2010/wordprocessingGroup" xmlns:wpi="http://schemas.microsoft.com/office/word/2010/wordprocessingInk" xmlns:wne="http://schemas.microsoft.com/office/word/2006/wordml" xmlns:wps="http://schemas.microsoft.com/office/word/2010/wordprocessingShape" mc:Ignorable="w14 w15 w16se w16cid w16 w16cex w16sdtdh w16sdtfl w16du wp14">
   <w:body>
     <w:p>
       <w:pPr>
-        <w:pStyle w:val="berschrift1"/>
+        <w:pStyle w:val="Heading1"/>
       </w:pPr>
       <w:r>
-        <w:t>Vertrag #12345</w:t>
+        <w:t>Contract #AC-2026-0847</w:t>
       </w:r>
     </w:p>
     <w:p>
       <w:pPr>
-        <w:pStyle w:val="berschrift2"/>
+        <w:pStyle w:val="Heading2"/>
       </w:pPr>
       <w:r>
         <w:t>Personendaten</w:t>
@@ -20,31 +20,17 @@
     </w:p>
     <w:p>
       <w:r>
-        <w:rPr>
-          <w:b/>
-          <w:bCs/>
-        </w:rPr>
-        <w:t>Name:</w:t>
-      </w:r>
-      <w:r>
-        <w:t xml:space="preserve"> Pascal Schwarz</w:t>
+        <w:t>Name: John Mitchell</w:t>
       </w:r>
     </w:p>
     <w:p>
       <w:r>
-        <w:rPr>
-          <w:b/>
-          <w:bCs/>
-        </w:rPr>
-        <w:t>Alter:</w:t>
-      </w:r>
-      <w:r>
-        <w:t xml:space="preserve"> 29 Jahre</w:t>
+        <w:t>Age: 34 Years</w:t>
       </w:r>
     </w:p>
     <w:p>
       <w:pPr>
-        <w:pStyle w:val="berschrift2"/>
+        <w:pStyle w:val="Heading2"/>
       </w:pPr>
       <w:r>
         <w:t>Vertragsdaten</w:t>
@@ -52,7 +38,7 @@
     </w:p>
     <w:tbl>
       <w:tblPr>
-        <w:tblStyle w:val="Tabellenraster"/>
+        <w:tblStyle w:val="TableGrid"/>
         <w:tblW w:w="0" w:type="auto"/>
         <w:tblLook w:val="04A0" w:firstRow="1" w:lastRow="0" w:firstColumn="1" w:lastColumn="0" w:noHBand="0" w:noVBand="1"/>
       </w:tblPr>
@@ -132,7 +118,7 @@
           </w:tcPr>
           <w:p>
             <w:r>
-              <w:t>Vertrag 1</w:t>
+              <w:t>Service Agreement</w:t>
             </w:r>
           </w:p>
         </w:tc>
@@ -142,7 +128,7 @@
           </w:tcPr>
           <w:p>
             <w:r>
-              <w:t>15.08.2023</w:t>
+              <w:t>12/15/2025</w:t>
             </w:r>
           </w:p>
         </w:tc>
@@ -152,7 +138,7 @@
           </w:tcPr>
           <w:p>
             <w:r>
-              <w:t>10 Jahre</w:t>
+              <w:t>3 Years</w:t>
             </w:r>
           </w:p>
         </w:tc>
@@ -161,27 +147,12 @@
             <w:tcW w:w="1803" w:type="dxa"/>
           </w:tcPr>
           <w:p>
-            <w:pPr>
-              <w:pStyle w:val="Listenabsatz"/>
-              <w:numPr>
-                <w:ilvl w:val="0"/>
-                <w:numId w:val="1"/>
-              </w:numPr>
-            </w:pPr>
-            <w:r>
-              <w:t>Extra 1</w:t>
-            </w:r>
-          </w:p>
-          <w:p>
-            <w:pPr>
-              <w:pStyle w:val="Listenabsatz"/>
-              <w:numPr>
-                <w:ilvl w:val="0"/>
-                <w:numId w:val="1"/>
-              </w:numPr>
-            </w:pPr>
-            <w:r>
-              <w:t>Extra 2</w:t>
+            <w:r>
+              <w:t>Unlimited Support</w:t>
+            </w:r>
+            <w:r>
+              <w:br/>
+              <w:t>Priority Access</w:t>
             </w:r>
           </w:p>
         </w:tc>
@@ -203,7 +174,7 @@
           </w:tcPr>
           <w:p>
             <w:r>
-              <w:t>Vertrag 2</w:t>
+              <w:t>Maintenance Contract</w:t>
             </w:r>
           </w:p>
         </w:tc>
@@ -213,7 +184,7 @@
           </w:tcPr>
           <w:p>
             <w:r>
-              <w:t>15.08.2023</w:t>
+              <w:t>01/10/2026</w:t>
             </w:r>
           </w:p>
         </w:tc>
@@ -223,7 +194,7 @@
           </w:tcPr>
           <w:p>
             <w:r>
-              <w:t>12 Jahre</w:t>
+              <w:t>2 Years</w:t>
             </w:r>
           </w:p>
         </w:tc>
@@ -232,27 +203,12 @@
             <w:tcW w:w="1803" w:type="dxa"/>
           </w:tcPr>
           <w:p>
-            <w:pPr>
-              <w:pStyle w:val="Listenabsatz"/>
-              <w:numPr>
-                <w:ilvl w:val="0"/>
-                <w:numId w:val="2"/>
-              </w:numPr>
-            </w:pPr>
-            <w:r>
-              <w:t>Extra 1</w:t>
-            </w:r>
-          </w:p>
-          <w:p>
-            <w:pPr>
-              <w:pStyle w:val="Listenabsatz"/>
-              <w:numPr>
-                <w:ilvl w:val="0"/>
-                <w:numId w:val="2"/>
-              </w:numPr>
-            </w:pPr>
-            <w:r>
-              <w:t>Extra 2</w:t>
+            <w:r>
+              <w:t>Technical Support</w:t>
+            </w:r>
+            <w:r>
+              <w:br/>
+              <w:t>Regular Updates</w:t>
             </w:r>
           </w:p>
         </w:tc>
@@ -274,7 +230,7 @@
           </w:tcPr>
           <w:p>
             <w:r>
-              <w:t>Vertrag 3</w:t>
+              <w:t>Enterprise License</w:t>
             </w:r>
           </w:p>
         </w:tc>
@@ -284,7 +240,7 @@
           </w:tcPr>
           <w:p>
             <w:r>
-              <w:t>1508.2023</w:t>
+              <w:t>06/01/2026</w:t>
             </w:r>
           </w:p>
         </w:tc>
@@ -294,7 +250,7 @@
           </w:tcPr>
           <w:p>
             <w:r>
-              <w:t>100 Jahre</w:t>
+              <w:t>5 Years</w:t>
             </w:r>
           </w:p>
         </w:tc>
@@ -303,16 +259,12 @@
             <w:tcW w:w="1803" w:type="dxa"/>
           </w:tcPr>
           <w:p>
-            <w:pPr>
-              <w:rPr>
-                <w:color w:val="FF0000"/>
-              </w:rPr>
-            </w:pPr>
-            <w:r>
-              <w:rPr>
-                <w:color w:val="FF0000"/>
-              </w:rPr>
-              <w:t>KEINE EXTRAS</w:t>
+            <w:r>
+              <w:t>Full Access</w:t>
+            </w:r>
+            <w:r>
+              <w:br/>
+              <w:t>Training Included</w:t>
             </w:r>
           </w:p>
         </w:tc>
@@ -320,10 +272,10 @@
     </w:tbl>
     <w:p>
       <w:pPr>
-        <w:pStyle w:val="berschrift3"/>
+        <w:pStyle w:val="Heading3"/>
       </w:pPr>
       <w:r>
-        <w:t>Bild Test</w:t>
+        <w:t>Company Logo</w:t>
       </w:r>
     </w:p>
     <w:p>
@@ -345,7 +297,7 @@
 </file>
 
 <file path=word/endnotes.xml><?xml version="1.0" encoding="utf-8"?>
-<w:endnotes xmlns:wpc="http://schemas.microsoft.com/office/word/2010/wordprocessingCanvas" xmlns:cx="http://schemas.microsoft.com/office/drawing/2014/chartex" xmlns:cx1="http://schemas.microsoft.com/office/drawing/2015/9/8/chartex" xmlns:cx2="http://schemas.microsoft.com/office/drawing/2015/10/21/chartex" xmlns:cx3="http://schemas.microsoft.com/office/drawing/2016/5/9/chartex" xmlns:cx4="http://schemas.microsoft.com/office/drawing/2016/5/10/chartex" xmlns:cx5="http://schemas.microsoft.com/office/drawing/2016/5/11/chartex" xmlns:cx6="http://schemas.microsoft.com/office/drawing/2016/5/12/chartex" xmlns:cx7="http://schemas.microsoft.com/office/drawing/2016/5/13/chartex" xmlns:cx8="http://schemas.microsoft.com/office/drawing/2016/5/14/chartex" xmlns:mc="http://schemas.openxmlformats.org/markup-compatibility/2006" xmlns:aink="http://schemas.microsoft.com/office/drawing/2016/ink" xmlns:am3d="http://schemas.microsoft.com/office/drawing/2017/model3d" xmlns:o="urn:schemas-microsoft-com:office:office" xmlns:oel="http://schemas.microsoft.com/office/2019/extlst" xmlns:r="http://schemas.openxmlformats.org/officeDocument/2006/relationships" xmlns:m="http://schemas.openxmlformats.org/officeDocument/2006/math" xmlns:v="urn:schemas-microsoft-com:vml" xmlns:wp14="http://schemas.microsoft.com/office/word/2010/wordprocessingDrawing" xmlns:wp="http://schemas.openxmlformats.org/drawingml/2006/wordprocessingDrawing" xmlns:w10="urn:schemas-microsoft-com:office:word" xmlns:w="http://schemas.openxmlformats.org/wordprocessingml/2006/main" xmlns:w14="http://schemas.microsoft.com/office/word/2010/wordml" xmlns:w15="http://schemas.microsoft.com/office/word/2012/wordml" xmlns:w16cex="http://schemas.microsoft.com/office/word/2018/wordml/cex" xmlns:w16cid="http://schemas.microsoft.com/office/word/2016/wordml/cid" xmlns:w16="http://schemas.microsoft.com/office/word/2018/wordml" xmlns:w16sdtdh="http://schemas.microsoft.com/office/word/2020/wordml/sdtdatahash" xmlns:w16se="http://schemas.microsoft.com/office/word/2015/wordml/symex" xmlns:wpg="http://schemas.microsoft.com/office/word/2010/wordprocessingGroup" xmlns:wpi="http://schemas.microsoft.com/office/word/2010/wordprocessingInk" xmlns:wne="http://schemas.microsoft.com/office/word/2006/wordml" xmlns:wps="http://schemas.microsoft.com/office/word/2010/wordprocessingShape" mc:Ignorable="w14 w15 w16se w16cid w16 w16cex w16sdtdh wp14">
+<w:endnotes xmlns:wpc="http://schemas.microsoft.com/office/word/2010/wordprocessingCanvas" xmlns:cx="http://schemas.microsoft.com/office/drawing/2014/chartex" xmlns:cx1="http://schemas.microsoft.com/office/drawing/2015/9/8/chartex" xmlns:cx2="http://schemas.microsoft.com/office/drawing/2015/10/21/chartex" xmlns:cx3="http://schemas.microsoft.com/office/drawing/2016/5/9/chartex" xmlns:cx4="http://schemas.microsoft.com/office/drawing/2016/5/10/chartex" xmlns:cx5="http://schemas.microsoft.com/office/drawing/2016/5/11/chartex" xmlns:cx6="http://schemas.microsoft.com/office/drawing/2016/5/12/chartex" xmlns:cx7="http://schemas.microsoft.com/office/drawing/2016/5/13/chartex" xmlns:cx8="http://schemas.microsoft.com/office/drawing/2016/5/14/chartex" xmlns:mc="http://schemas.openxmlformats.org/markup-compatibility/2006" xmlns:aink="http://schemas.microsoft.com/office/drawing/2016/ink" xmlns:am3d="http://schemas.microsoft.com/office/drawing/2017/model3d" xmlns:o="urn:schemas-microsoft-com:office:office" xmlns:oel="http://schemas.microsoft.com/office/2019/extlst" xmlns:r="http://schemas.openxmlformats.org/officeDocument/2006/relationships" xmlns:m="http://schemas.openxmlformats.org/officeDocument/2006/math" xmlns:v="urn:schemas-microsoft-com:vml" xmlns:wp14="http://schemas.microsoft.com/office/word/2010/wordprocessingDrawing" xmlns:wp="http://schemas.openxmlformats.org/drawingml/2006/wordprocessingDrawing" xmlns:w10="urn:schemas-microsoft-com:office:word" xmlns:w="http://schemas.openxmlformats.org/wordprocessingml/2006/main" xmlns:w14="http://schemas.microsoft.com/office/word/2010/wordml" xmlns:w15="http://schemas.microsoft.com/office/word/2012/wordml" xmlns:w16cei="http://schemas.microsoft.com/office/word/2026/wordml/cei" xmlns:w16cex="http://schemas.microsoft.com/office/word/2018/wordml/cex" xmlns:w16cid="http://schemas.microsoft.com/office/word/2016/wordml/cid" xmlns:w16="http://schemas.microsoft.com/office/word/2018/wordml" xmlns:w16du="http://schemas.microsoft.com/office/word/2023/wordml/word16du" xmlns:w16sdtdh="http://schemas.microsoft.com/office/word/2020/wordml/sdtdatahash" xmlns:w16sdtfl="http://schemas.microsoft.com/office/word/2024/wordml/sdtformatlock" xmlns:w16se="http://schemas.microsoft.com/office/word/2015/wordml/symex" xmlns:wpg="http://schemas.microsoft.com/office/word/2010/wordprocessingGroup" xmlns:wpi="http://schemas.microsoft.com/office/word/2010/wordprocessingInk" xmlns:wne="http://schemas.microsoft.com/office/word/2006/wordml" xmlns:wps="http://schemas.microsoft.com/office/word/2010/wordprocessingShape" mc:Ignorable="w14 w15 w16se w16cid w16 w16cex w16sdtdh w16sdtfl w16du wp14">
   <w:endnote w:type="separator" w:id="-1">
     <w:p>
       <w:pPr>
@@ -370,20 +322,20 @@
 </file>
 
 <file path=word/footer1.xml><?xml version="1.0" encoding="utf-8"?>
-<w:ftr xmlns:wpc="http://schemas.microsoft.com/office/word/2010/wordprocessingCanvas" xmlns:cx="http://schemas.microsoft.com/office/drawing/2014/chartex" xmlns:cx1="http://schemas.microsoft.com/office/drawing/2015/9/8/chartex" xmlns:cx2="http://schemas.microsoft.com/office/drawing/2015/10/21/chartex" xmlns:cx3="http://schemas.microsoft.com/office/drawing/2016/5/9/chartex" xmlns:cx4="http://schemas.microsoft.com/office/drawing/2016/5/10/chartex" xmlns:cx5="http://schemas.microsoft.com/office/drawing/2016/5/11/chartex" xmlns:cx6="http://schemas.microsoft.com/office/drawing/2016/5/12/chartex" xmlns:cx7="http://schemas.microsoft.com/office/drawing/2016/5/13/chartex" xmlns:cx8="http://schemas.microsoft.com/office/drawing/2016/5/14/chartex" xmlns:mc="http://schemas.openxmlformats.org/markup-compatibility/2006" xmlns:aink="http://schemas.microsoft.com/office/drawing/2016/ink" xmlns:am3d="http://schemas.microsoft.com/office/drawing/2017/model3d" xmlns:o="urn:schemas-microsoft-com:office:office" xmlns:oel="http://schemas.microsoft.com/office/2019/extlst" xmlns:r="http://schemas.openxmlformats.org/officeDocument/2006/relationships" xmlns:m="http://schemas.openxmlformats.org/officeDocument/2006/math" xmlns:v="urn:schemas-microsoft-com:vml" xmlns:wp14="http://schemas.microsoft.com/office/word/2010/wordprocessingDrawing" xmlns:wp="http://schemas.openxmlformats.org/drawingml/2006/wordprocessingDrawing" xmlns:w10="urn:schemas-microsoft-com:office:word" xmlns:w="http://schemas.openxmlformats.org/wordprocessingml/2006/main" xmlns:w14="http://schemas.microsoft.com/office/word/2010/wordml" xmlns:w15="http://schemas.microsoft.com/office/word/2012/wordml" xmlns:w16cex="http://schemas.microsoft.com/office/word/2018/wordml/cex" xmlns:w16cid="http://schemas.microsoft.com/office/word/2016/wordml/cid" xmlns:w16="http://schemas.microsoft.com/office/word/2018/wordml" xmlns:w16sdtdh="http://schemas.microsoft.com/office/word/2020/wordml/sdtdatahash" xmlns:w16se="http://schemas.microsoft.com/office/word/2015/wordml/symex" xmlns:wpg="http://schemas.microsoft.com/office/word/2010/wordprocessingGroup" xmlns:wpi="http://schemas.microsoft.com/office/word/2010/wordprocessingInk" xmlns:wne="http://schemas.microsoft.com/office/word/2006/wordml" xmlns:wps="http://schemas.microsoft.com/office/word/2010/wordprocessingShape" mc:Ignorable="w14 w15 w16se w16cid w16 w16cex w16sdtdh wp14">
+<w:ftr xmlns:wpc="http://schemas.microsoft.com/office/word/2010/wordprocessingCanvas" xmlns:cx="http://schemas.microsoft.com/office/drawing/2014/chartex" xmlns:cx1="http://schemas.microsoft.com/office/drawing/2015/9/8/chartex" xmlns:cx2="http://schemas.microsoft.com/office/drawing/2015/10/21/chartex" xmlns:cx3="http://schemas.microsoft.com/office/drawing/2016/5/9/chartex" xmlns:cx4="http://schemas.microsoft.com/office/drawing/2016/5/10/chartex" xmlns:cx5="http://schemas.microsoft.com/office/drawing/2016/5/11/chartex" xmlns:cx6="http://schemas.microsoft.com/office/drawing/2016/5/12/chartex" xmlns:cx7="http://schemas.microsoft.com/office/drawing/2016/5/13/chartex" xmlns:cx8="http://schemas.microsoft.com/office/drawing/2016/5/14/chartex" xmlns:mc="http://schemas.openxmlformats.org/markup-compatibility/2006" xmlns:aink="http://schemas.microsoft.com/office/drawing/2016/ink" xmlns:am3d="http://schemas.microsoft.com/office/drawing/2017/model3d" xmlns:o="urn:schemas-microsoft-com:office:office" xmlns:oel="http://schemas.microsoft.com/office/2019/extlst" xmlns:r="http://schemas.openxmlformats.org/officeDocument/2006/relationships" xmlns:m="http://schemas.openxmlformats.org/officeDocument/2006/math" xmlns:v="urn:schemas-microsoft-com:vml" xmlns:wp14="http://schemas.microsoft.com/office/word/2010/wordprocessingDrawing" xmlns:wp="http://schemas.openxmlformats.org/drawingml/2006/wordprocessingDrawing" xmlns:w10="urn:schemas-microsoft-com:office:word" xmlns:w="http://schemas.openxmlformats.org/wordprocessingml/2006/main" xmlns:w14="http://schemas.microsoft.com/office/word/2010/wordml" xmlns:w15="http://schemas.microsoft.com/office/word/2012/wordml" xmlns:w16cei="http://schemas.microsoft.com/office/word/2026/wordml/cei" xmlns:w16cex="http://schemas.microsoft.com/office/word/2018/wordml/cex" xmlns:w16cid="http://schemas.microsoft.com/office/word/2016/wordml/cid" xmlns:w16="http://schemas.microsoft.com/office/word/2018/wordml" xmlns:w16du="http://schemas.microsoft.com/office/word/2023/wordml/word16du" xmlns:w16sdtdh="http://schemas.microsoft.com/office/word/2020/wordml/sdtdatahash" xmlns:w16sdtfl="http://schemas.microsoft.com/office/word/2024/wordml/sdtformatlock" xmlns:w16se="http://schemas.microsoft.com/office/word/2015/wordml/symex" xmlns:wpg="http://schemas.microsoft.com/office/word/2010/wordprocessingGroup" xmlns:wpi="http://schemas.microsoft.com/office/word/2010/wordprocessingInk" xmlns:wne="http://schemas.microsoft.com/office/word/2006/wordml" xmlns:wps="http://schemas.microsoft.com/office/word/2010/wordprocessingShape" mc:Ignorable="w14 w15 w16se w16cid w16 w16cex w16sdtdh w16sdtfl w16du wp14">
   <w:p>
     <w:pPr>
-      <w:pStyle w:val="Fuzeile"/>
+      <w:pStyle w:val="Footer"/>
     </w:pPr>
     <w:r>
-      <w:t>Fußzeile</w:t>
+      <w:t>Puzzle</w:t>
     </w:r>
   </w:p>
 </w:ftr>
 </file>
 
 <file path=word/footnotes.xml><?xml version="1.0" encoding="utf-8"?>
-<w:footnotes xmlns:wpc="http://schemas.microsoft.com/office/word/2010/wordprocessingCanvas" xmlns:cx="http://schemas.microsoft.com/office/drawing/2014/chartex" xmlns:cx1="http://schemas.microsoft.com/office/drawing/2015/9/8/chartex" xmlns:cx2="http://schemas.microsoft.com/office/drawing/2015/10/21/chartex" xmlns:cx3="http://schemas.microsoft.com/office/drawing/2016/5/9/chartex" xmlns:cx4="http://schemas.microsoft.com/office/drawing/2016/5/10/chartex" xmlns:cx5="http://schemas.microsoft.com/office/drawing/2016/5/11/chartex" xmlns:cx6="http://schemas.microsoft.com/office/drawing/2016/5/12/chartex" xmlns:cx7="http://schemas.microsoft.com/office/drawing/2016/5/13/chartex" xmlns:cx8="http://schemas.microsoft.com/office/drawing/2016/5/14/chartex" xmlns:mc="http://schemas.openxmlformats.org/markup-compatibility/2006" xmlns:aink="http://schemas.microsoft.com/office/drawing/2016/ink" xmlns:am3d="http://schemas.microsoft.com/office/drawing/2017/model3d" xmlns:o="urn:schemas-microsoft-com:office:office" xmlns:oel="http://schemas.microsoft.com/office/2019/extlst" xmlns:r="http://schemas.openxmlformats.org/officeDocument/2006/relationships" xmlns:m="http://schemas.openxmlformats.org/officeDocument/2006/math" xmlns:v="urn:schemas-microsoft-com:vml" xmlns:wp14="http://schemas.microsoft.com/office/word/2010/wordprocessingDrawing" xmlns:wp="http://schemas.openxmlformats.org/drawingml/2006/wordprocessingDrawing" xmlns:w10="urn:schemas-microsoft-com:office:word" xmlns:w="http://schemas.openxmlformats.org/wordprocessingml/2006/main" xmlns:w14="http://schemas.microsoft.com/office/word/2010/wordml" xmlns:w15="http://schemas.microsoft.com/office/word/2012/wordml" xmlns:w16cex="http://schemas.microsoft.com/office/word/2018/wordml/cex" xmlns:w16cid="http://schemas.microsoft.com/office/word/2016/wordml/cid" xmlns:w16="http://schemas.microsoft.com/office/word/2018/wordml" xmlns:w16sdtdh="http://schemas.microsoft.com/office/word/2020/wordml/sdtdatahash" xmlns:w16se="http://schemas.microsoft.com/office/word/2015/wordml/symex" xmlns:wpg="http://schemas.microsoft.com/office/word/2010/wordprocessingGroup" xmlns:wpi="http://schemas.microsoft.com/office/word/2010/wordprocessingInk" xmlns:wne="http://schemas.microsoft.com/office/word/2006/wordml" xmlns:wps="http://schemas.microsoft.com/office/word/2010/wordprocessingShape" mc:Ignorable="w14 w15 w16se w16cid w16 w16cex w16sdtdh wp14">
+<w:footnotes xmlns:wpc="http://schemas.microsoft.com/office/word/2010/wordprocessingCanvas" xmlns:cx="http://schemas.microsoft.com/office/drawing/2014/chartex" xmlns:cx1="http://schemas.microsoft.com/office/drawing/2015/9/8/chartex" xmlns:cx2="http://schemas.microsoft.com/office/drawing/2015/10/21/chartex" xmlns:cx3="http://schemas.microsoft.com/office/drawing/2016/5/9/chartex" xmlns:cx4="http://schemas.microsoft.com/office/drawing/2016/5/10/chartex" xmlns:cx5="http://schemas.microsoft.com/office/drawing/2016/5/11/chartex" xmlns:cx6="http://schemas.microsoft.com/office/drawing/2016/5/12/chartex" xmlns:cx7="http://schemas.microsoft.com/office/drawing/2016/5/13/chartex" xmlns:cx8="http://schemas.microsoft.com/office/drawing/2016/5/14/chartex" xmlns:mc="http://schemas.openxmlformats.org/markup-compatibility/2006" xmlns:aink="http://schemas.microsoft.com/office/drawing/2016/ink" xmlns:am3d="http://schemas.microsoft.com/office/drawing/2017/model3d" xmlns:o="urn:schemas-microsoft-com:office:office" xmlns:oel="http://schemas.microsoft.com/office/2019/extlst" xmlns:r="http://schemas.openxmlformats.org/officeDocument/2006/relationships" xmlns:m="http://schemas.openxmlformats.org/officeDocument/2006/math" xmlns:v="urn:schemas-microsoft-com:vml" xmlns:wp14="http://schemas.microsoft.com/office/word/2010/wordprocessingDrawing" xmlns:wp="http://schemas.openxmlformats.org/drawingml/2006/wordprocessingDrawing" xmlns:w10="urn:schemas-microsoft-com:office:word" xmlns:w="http://schemas.openxmlformats.org/wordprocessingml/2006/main" xmlns:w14="http://schemas.microsoft.com/office/word/2010/wordml" xmlns:w15="http://schemas.microsoft.com/office/word/2012/wordml" xmlns:w16cei="http://schemas.microsoft.com/office/word/2026/wordml/cei" xmlns:w16cex="http://schemas.microsoft.com/office/word/2018/wordml/cex" xmlns:w16cid="http://schemas.microsoft.com/office/word/2016/wordml/cid" xmlns:w16="http://schemas.microsoft.com/office/word/2018/wordml" xmlns:w16du="http://schemas.microsoft.com/office/word/2023/wordml/word16du" xmlns:w16sdtdh="http://schemas.microsoft.com/office/word/2020/wordml/sdtdatahash" xmlns:w16sdtfl="http://schemas.microsoft.com/office/word/2024/wordml/sdtformatlock" xmlns:w16se="http://schemas.microsoft.com/office/word/2015/wordml/symex" xmlns:wpg="http://schemas.microsoft.com/office/word/2010/wordprocessingGroup" xmlns:wpi="http://schemas.microsoft.com/office/word/2010/wordprocessingInk" xmlns:wne="http://schemas.microsoft.com/office/word/2006/wordml" xmlns:wps="http://schemas.microsoft.com/office/word/2010/wordprocessingShape" mc:Ignorable="w14 w15 w16se w16cid w16 w16cex w16sdtdh w16sdtfl w16du wp14">
   <w:footnote w:type="separator" w:id="-1">
     <w:p>
       <w:pPr>
@@ -408,10 +360,10 @@
 </file>
 
 <file path=word/header1.xml><?xml version="1.0" encoding="utf-8"?>
-<w:hdr xmlns:wpc="http://schemas.microsoft.com/office/word/2010/wordprocessingCanvas" xmlns:cx="http://schemas.microsoft.com/office/drawing/2014/chartex" xmlns:cx1="http://schemas.microsoft.com/office/drawing/2015/9/8/chartex" xmlns:cx2="http://schemas.microsoft.com/office/drawing/2015/10/21/chartex" xmlns:cx3="http://schemas.microsoft.com/office/drawing/2016/5/9/chartex" xmlns:cx4="http://schemas.microsoft.com/office/drawing/2016/5/10/chartex" xmlns:cx5="http://schemas.microsoft.com/office/drawing/2016/5/11/chartex" xmlns:cx6="http://schemas.microsoft.com/office/drawing/2016/5/12/chartex" xmlns:cx7="http://schemas.microsoft.com/office/drawing/2016/5/13/chartex" xmlns:cx8="http://schemas.microsoft.com/office/drawing/2016/5/14/chartex" xmlns:mc="http://schemas.openxmlformats.org/markup-compatibility/2006" xmlns:aink="http://schemas.microsoft.com/office/drawing/2016/ink" xmlns:am3d="http://schemas.microsoft.com/office/drawing/2017/model3d" xmlns:o="urn:schemas-microsoft-com:office:office" xmlns:oel="http://schemas.microsoft.com/office/2019/extlst" xmlns:r="http://schemas.openxmlformats.org/officeDocument/2006/relationships" xmlns:m="http://schemas.openxmlformats.org/officeDocument/2006/math" xmlns:v="urn:schemas-microsoft-com:vml" xmlns:wp14="http://schemas.microsoft.com/office/word/2010/wordprocessingDrawing" xmlns:wp="http://schemas.openxmlformats.org/drawingml/2006/wordprocessingDrawing" xmlns:w10="urn:schemas-microsoft-com:office:word" xmlns:w="http://schemas.openxmlformats.org/wordprocessingml/2006/main" xmlns:w14="http://schemas.microsoft.com/office/word/2010/wordml" xmlns:w15="http://schemas.microsoft.com/office/word/2012/wordml" xmlns:w16cex="http://schemas.microsoft.com/office/word/2018/wordml/cex" xmlns:w16cid="http://schemas.microsoft.com/office/word/2016/wordml/cid" xmlns:w16="http://schemas.microsoft.com/office/word/2018/wordml" xmlns:w16sdtdh="http://schemas.microsoft.com/office/word/2020/wordml/sdtdatahash" xmlns:w16se="http://schemas.microsoft.com/office/word/2015/wordml/symex" xmlns:wpg="http://schemas.microsoft.com/office/word/2010/wordprocessingGroup" xmlns:wpi="http://schemas.microsoft.com/office/word/2010/wordprocessingInk" xmlns:wne="http://schemas.microsoft.com/office/word/2006/wordml" xmlns:wps="http://schemas.microsoft.com/office/word/2010/wordprocessingShape" mc:Ignorable="w14 w15 w16se w16cid w16 w16cex w16sdtdh wp14">
+<w:hdr xmlns:wpc="http://schemas.microsoft.com/office/word/2010/wordprocessingCanvas" xmlns:cx="http://schemas.microsoft.com/office/drawing/2014/chartex" xmlns:cx1="http://schemas.microsoft.com/office/drawing/2015/9/8/chartex" xmlns:cx2="http://schemas.microsoft.com/office/drawing/2015/10/21/chartex" xmlns:cx3="http://schemas.microsoft.com/office/drawing/2016/5/9/chartex" xmlns:cx4="http://schemas.microsoft.com/office/drawing/2016/5/10/chartex" xmlns:cx5="http://schemas.microsoft.com/office/drawing/2016/5/11/chartex" xmlns:cx6="http://schemas.microsoft.com/office/drawing/2016/5/12/chartex" xmlns:cx7="http://schemas.microsoft.com/office/drawing/2016/5/13/chartex" xmlns:cx8="http://schemas.microsoft.com/office/drawing/2016/5/14/chartex" xmlns:mc="http://schemas.openxmlformats.org/markup-compatibility/2006" xmlns:aink="http://schemas.microsoft.com/office/drawing/2016/ink" xmlns:am3d="http://schemas.microsoft.com/office/drawing/2017/model3d" xmlns:o="urn:schemas-microsoft-com:office:office" xmlns:oel="http://schemas.microsoft.com/office/2019/extlst" xmlns:r="http://schemas.openxmlformats.org/officeDocument/2006/relationships" xmlns:m="http://schemas.openxmlformats.org/officeDocument/2006/math" xmlns:v="urn:schemas-microsoft-com:vml" xmlns:wp14="http://schemas.microsoft.com/office/word/2010/wordprocessingDrawing" xmlns:wp="http://schemas.openxmlformats.org/drawingml/2006/wordprocessingDrawing" xmlns:w10="urn:schemas-microsoft-com:office:word" xmlns:w="http://schemas.openxmlformats.org/wordprocessingml/2006/main" xmlns:w14="http://schemas.microsoft.com/office/word/2010/wordml" xmlns:w15="http://schemas.microsoft.com/office/word/2012/wordml" xmlns:w16cei="http://schemas.microsoft.com/office/word/2026/wordml/cei" xmlns:w16cex="http://schemas.microsoft.com/office/word/2018/wordml/cex" xmlns:w16cid="http://schemas.microsoft.com/office/word/2016/wordml/cid" xmlns:w16="http://schemas.microsoft.com/office/word/2018/wordml" xmlns:w16du="http://schemas.microsoft.com/office/word/2023/wordml/word16du" xmlns:w16sdtdh="http://schemas.microsoft.com/office/word/2020/wordml/sdtdatahash" xmlns:w16sdtfl="http://schemas.microsoft.com/office/word/2024/wordml/sdtformatlock" xmlns:w16se="http://schemas.microsoft.com/office/word/2015/wordml/symex" xmlns:wpg="http://schemas.microsoft.com/office/word/2010/wordprocessingGroup" xmlns:wpi="http://schemas.microsoft.com/office/word/2010/wordprocessingInk" xmlns:wne="http://schemas.microsoft.com/office/word/2006/wordml" xmlns:wps="http://schemas.microsoft.com/office/word/2010/wordprocessingShape" mc:Ignorable="w14 w15 w16se w16cid w16 w16cex w16sdtdh w16sdtfl w16du wp14">
   <w:p>
     <w:pPr>
-      <w:pStyle w:val="Kopfzeile"/>
+      <w:pStyle w:val="Header"/>
       <w:rPr>
         <w:color w:val="FF0000"/>
       </w:rPr>
@@ -420,14 +372,14 @@
       <w:rPr>
         <w:color w:val="FF0000"/>
       </w:rPr>
-      <w:t>Kopfzeile</w:t>
+      <w:t>Contracts</w:t>
     </w:r>
   </w:p>
 </w:hdr>
 </file>
 
 <file path=word/numbering.xml><?xml version="1.0" encoding="utf-8"?>
-<w:numbering xmlns:wpc="http://schemas.microsoft.com/office/word/2010/wordprocessingCanvas" xmlns:cx="http://schemas.microsoft.com/office/drawing/2014/chartex" xmlns:cx1="http://schemas.microsoft.com/office/drawing/2015/9/8/chartex" xmlns:cx2="http://schemas.microsoft.com/office/drawing/2015/10/21/chartex" xmlns:cx3="http://schemas.microsoft.com/office/drawing/2016/5/9/chartex" xmlns:cx4="http://schemas.microsoft.com/office/drawing/2016/5/10/chartex" xmlns:cx5="http://schemas.microsoft.com/office/drawing/2016/5/11/chartex" xmlns:cx6="http://schemas.microsoft.com/office/drawing/2016/5/12/chartex" xmlns:cx7="http://schemas.microsoft.com/office/drawing/2016/5/13/chartex" xmlns:cx8="http://schemas.microsoft.com/office/drawing/2016/5/14/chartex" xmlns:mc="http://schemas.openxmlformats.org/markup-compatibility/2006" xmlns:aink="http://schemas.microsoft.com/office/drawing/2016/ink" xmlns:am3d="http://schemas.microsoft.com/office/drawing/2017/model3d" xmlns:o="urn:schemas-microsoft-com:office:office" xmlns:oel="http://schemas.microsoft.com/office/2019/extlst" xmlns:r="http://schemas.openxmlformats.org/officeDocument/2006/relationships" xmlns:m="http://schemas.openxmlformats.org/officeDocument/2006/math" xmlns:v="urn:schemas-microsoft-com:vml" xmlns:wp14="http://schemas.microsoft.com/office/word/2010/wordprocessingDrawing" xmlns:wp="http://schemas.openxmlformats.org/drawingml/2006/wordprocessingDrawing" xmlns:w10="urn:schemas-microsoft-com:office:word" xmlns:w="http://schemas.openxmlformats.org/wordprocessingml/2006/main" xmlns:w14="http://schemas.microsoft.com/office/word/2010/wordml" xmlns:w15="http://schemas.microsoft.com/office/word/2012/wordml" xmlns:w16cex="http://schemas.microsoft.com/office/word/2018/wordml/cex" xmlns:w16cid="http://schemas.microsoft.com/office/word/2016/wordml/cid" xmlns:w16="http://schemas.microsoft.com/office/word/2018/wordml" xmlns:w16sdtdh="http://schemas.microsoft.com/office/word/2020/wordml/sdtdatahash" xmlns:w16se="http://schemas.microsoft.com/office/word/2015/wordml/symex" xmlns:wpg="http://schemas.microsoft.com/office/word/2010/wordprocessingGroup" xmlns:wpi="http://schemas.microsoft.com/office/word/2010/wordprocessingInk" xmlns:wne="http://schemas.microsoft.com/office/word/2006/wordml" xmlns:wps="http://schemas.microsoft.com/office/word/2010/wordprocessingShape" mc:Ignorable="w14 w15 w16se w16cid w16 w16cex w16sdtdh wp14">
+<w:numbering xmlns:wpc="http://schemas.microsoft.com/office/word/2010/wordprocessingCanvas" xmlns:cx="http://schemas.microsoft.com/office/drawing/2014/chartex" xmlns:cx1="http://schemas.microsoft.com/office/drawing/2015/9/8/chartex" xmlns:cx2="http://schemas.microsoft.com/office/drawing/2015/10/21/chartex" xmlns:cx3="http://schemas.microsoft.com/office/drawing/2016/5/9/chartex" xmlns:cx4="http://schemas.microsoft.com/office/drawing/2016/5/10/chartex" xmlns:cx5="http://schemas.microsoft.com/office/drawing/2016/5/11/chartex" xmlns:cx6="http://schemas.microsoft.com/office/drawing/2016/5/12/chartex" xmlns:cx7="http://schemas.microsoft.com/office/drawing/2016/5/13/chartex" xmlns:cx8="http://schemas.microsoft.com/office/drawing/2016/5/14/chartex" xmlns:mc="http://schemas.openxmlformats.org/markup-compatibility/2006" xmlns:aink="http://schemas.microsoft.com/office/drawing/2016/ink" xmlns:am3d="http://schemas.microsoft.com/office/drawing/2017/model3d" xmlns:o="urn:schemas-microsoft-com:office:office" xmlns:oel="http://schemas.microsoft.com/office/2019/extlst" xmlns:r="http://schemas.openxmlformats.org/officeDocument/2006/relationships" xmlns:m="http://schemas.openxmlformats.org/officeDocument/2006/math" xmlns:v="urn:schemas-microsoft-com:vml" xmlns:wp14="http://schemas.microsoft.com/office/word/2010/wordprocessingDrawing" xmlns:wp="http://schemas.openxmlformats.org/drawingml/2006/wordprocessingDrawing" xmlns:w10="urn:schemas-microsoft-com:office:word" xmlns:w="http://schemas.openxmlformats.org/wordprocessingml/2006/main" xmlns:w14="http://schemas.microsoft.com/office/word/2010/wordml" xmlns:w15="http://schemas.microsoft.com/office/word/2012/wordml" xmlns:w16cei="http://schemas.microsoft.com/office/word/2026/wordml/cei" xmlns:w16cex="http://schemas.microsoft.com/office/word/2018/wordml/cex" xmlns:w16cid="http://schemas.microsoft.com/office/word/2016/wordml/cid" xmlns:w16="http://schemas.microsoft.com/office/word/2018/wordml" xmlns:w16du="http://schemas.microsoft.com/office/word/2023/wordml/word16du" xmlns:w16sdtdh="http://schemas.microsoft.com/office/word/2020/wordml/sdtdatahash" xmlns:w16sdtfl="http://schemas.microsoft.com/office/word/2024/wordml/sdtformatlock" xmlns:w16se="http://schemas.microsoft.com/office/word/2015/wordml/symex" xmlns:wpg="http://schemas.microsoft.com/office/word/2010/wordprocessingGroup" xmlns:wpi="http://schemas.microsoft.com/office/word/2010/wordprocessingInk" xmlns:wne="http://schemas.microsoft.com/office/word/2006/wordml" xmlns:wps="http://schemas.microsoft.com/office/word/2010/wordprocessingShape" mc:Ignorable="w14 w15 w16se w16cid w16 w16cex w16sdtdh w16sdtfl w16du wp14">
   <w:abstractNum w:abstractNumId="0" w15:restartNumberingAfterBreak="0">
     <w:nsid w:val="1E461184"/>
     <w:multiLevelType w:val="hybridMultilevel"/>
@@ -640,7 +592,7 @@
 </file>
 
 <file path=word/styles.xml><?xml version="1.0" encoding="utf-8"?>
-<w:styles xmlns:mc="http://schemas.openxmlformats.org/markup-compatibility/2006" xmlns:r="http://schemas.openxmlformats.org/officeDocument/2006/relationships" xmlns:w="http://schemas.openxmlformats.org/wordprocessingml/2006/main" xmlns:w14="http://schemas.microsoft.com/office/word/2010/wordml" xmlns:w15="http://schemas.microsoft.com/office/word/2012/wordml" xmlns:w16cex="http://schemas.microsoft.com/office/word/2018/wordml/cex" xmlns:w16cid="http://schemas.microsoft.com/office/word/2016/wordml/cid" xmlns:w16="http://schemas.microsoft.com/office/word/2018/wordml" xmlns:w16sdtdh="http://schemas.microsoft.com/office/word/2020/wordml/sdtdatahash" xmlns:w16se="http://schemas.microsoft.com/office/word/2015/wordml/symex" mc:Ignorable="w14 w15 w16se w16cid w16 w16cex w16sdtdh">
+<w:styles xmlns:mc="http://schemas.openxmlformats.org/markup-compatibility/2006" xmlns:r="http://schemas.openxmlformats.org/officeDocument/2006/relationships" xmlns:w="http://schemas.openxmlformats.org/wordprocessingml/2006/main" xmlns:w14="http://schemas.microsoft.com/office/word/2010/wordml" xmlns:w15="http://schemas.microsoft.com/office/word/2012/wordml" xmlns:w16cex="http://schemas.microsoft.com/office/word/2018/wordml/cex" xmlns:w16cid="http://schemas.microsoft.com/office/word/2016/wordml/cid" xmlns:w16="http://schemas.microsoft.com/office/word/2018/wordml" xmlns:w16du="http://schemas.microsoft.com/office/word/2023/wordml/word16du" xmlns:w16sdtdh="http://schemas.microsoft.com/office/word/2020/wordml/sdtdatahash" xmlns:w16sdtfl="http://schemas.microsoft.com/office/word/2024/wordml/sdtformatlock" xmlns:w16se="http://schemas.microsoft.com/office/word/2015/wordml/symex" mc:Ignorable="w14 w15 w16se w16cid w16 w16cex w16sdtdh w16sdtfl w16du">
   <w:docDefaults>
     <w:rPrDefault>
       <w:rPr>
@@ -1032,16 +984,16 @@
     <w:lsdException w:name="Unresolved Mention" w:semiHidden="1" w:unhideWhenUsed="1"/>
     <w:lsdException w:name="Smart Link" w:semiHidden="1" w:unhideWhenUsed="1"/>
   </w:latentStyles>
-  <w:style w:type="paragraph" w:default="1" w:styleId="Standard">
+  <w:style w:type="paragraph" w:default="1" w:styleId="Normal">
     <w:name w:val="Normal"/>
     <w:qFormat/>
     <w:rsid w:val="003A3224"/>
   </w:style>
-  <w:style w:type="paragraph" w:styleId="berschrift1">
+  <w:style w:type="paragraph" w:styleId="Heading1">
     <w:name w:val="heading 1"/>
-    <w:basedOn w:val="Standard"/>
-    <w:next w:val="Standard"/>
-    <w:link w:val="berschrift1Zchn"/>
+    <w:basedOn w:val="Normal"/>
+    <w:next w:val="Normal"/>
+    <w:link w:val="Heading1Char"/>
     <w:uiPriority w:val="9"/>
     <w:qFormat/>
     <w:rsid w:val="003A3224"/>
@@ -1064,11 +1016,11 @@
       <w:szCs w:val="22"/>
     </w:rPr>
   </w:style>
-  <w:style w:type="paragraph" w:styleId="berschrift2">
+  <w:style w:type="paragraph" w:styleId="Heading2">
     <w:name w:val="heading 2"/>
-    <w:basedOn w:val="Standard"/>
-    <w:next w:val="Standard"/>
-    <w:link w:val="berschrift2Zchn"/>
+    <w:basedOn w:val="Normal"/>
+    <w:next w:val="Normal"/>
+    <w:link w:val="Heading2Char"/>
     <w:uiPriority w:val="9"/>
     <w:unhideWhenUsed/>
     <w:qFormat/>
@@ -1089,11 +1041,11 @@
       <w:spacing w:val="15"/>
     </w:rPr>
   </w:style>
-  <w:style w:type="paragraph" w:styleId="berschrift3">
+  <w:style w:type="paragraph" w:styleId="Heading3">
     <w:name w:val="heading 3"/>
-    <w:basedOn w:val="Standard"/>
-    <w:next w:val="Standard"/>
-    <w:link w:val="berschrift3Zchn"/>
+    <w:basedOn w:val="Normal"/>
+    <w:next w:val="Normal"/>
+    <w:link w:val="Heading3Char"/>
     <w:uiPriority w:val="9"/>
     <w:unhideWhenUsed/>
     <w:qFormat/>
@@ -1111,11 +1063,11 @@
       <w:spacing w:val="15"/>
     </w:rPr>
   </w:style>
-  <w:style w:type="paragraph" w:styleId="berschrift4">
+  <w:style w:type="paragraph" w:styleId="Heading4">
     <w:name w:val="heading 4"/>
-    <w:basedOn w:val="Standard"/>
-    <w:next w:val="Standard"/>
-    <w:link w:val="berschrift4Zchn"/>
+    <w:basedOn w:val="Normal"/>
+    <w:next w:val="Normal"/>
+    <w:link w:val="Heading4Char"/>
     <w:uiPriority w:val="9"/>
     <w:semiHidden/>
     <w:unhideWhenUsed/>
@@ -1134,11 +1086,11 @@
       <w:spacing w:val="10"/>
     </w:rPr>
   </w:style>
-  <w:style w:type="paragraph" w:styleId="berschrift5">
+  <w:style w:type="paragraph" w:styleId="Heading5">
     <w:name w:val="heading 5"/>
-    <w:basedOn w:val="Standard"/>
-    <w:next w:val="Standard"/>
-    <w:link w:val="berschrift5Zchn"/>
+    <w:basedOn w:val="Normal"/>
+    <w:next w:val="Normal"/>
+    <w:link w:val="Heading5Char"/>
     <w:uiPriority w:val="9"/>
     <w:semiHidden/>
     <w:unhideWhenUsed/>
@@ -1157,11 +1109,11 @@
       <w:spacing w:val="10"/>
     </w:rPr>
   </w:style>
-  <w:style w:type="paragraph" w:styleId="berschrift6">
+  <w:style w:type="paragraph" w:styleId="Heading6">
     <w:name w:val="heading 6"/>
-    <w:basedOn w:val="Standard"/>
-    <w:next w:val="Standard"/>
-    <w:link w:val="berschrift6Zchn"/>
+    <w:basedOn w:val="Normal"/>
+    <w:next w:val="Normal"/>
+    <w:link w:val="Heading6Char"/>
     <w:uiPriority w:val="9"/>
     <w:semiHidden/>
     <w:unhideWhenUsed/>
@@ -1180,11 +1132,11 @@
       <w:spacing w:val="10"/>
     </w:rPr>
   </w:style>
-  <w:style w:type="paragraph" w:styleId="berschrift7">
+  <w:style w:type="paragraph" w:styleId="Heading7">
     <w:name w:val="heading 7"/>
-    <w:basedOn w:val="Standard"/>
-    <w:next w:val="Standard"/>
-    <w:link w:val="berschrift7Zchn"/>
+    <w:basedOn w:val="Normal"/>
+    <w:next w:val="Normal"/>
+    <w:link w:val="Heading7Char"/>
     <w:uiPriority w:val="9"/>
     <w:semiHidden/>
     <w:unhideWhenUsed/>
@@ -1200,11 +1152,11 @@
       <w:spacing w:val="10"/>
     </w:rPr>
   </w:style>
-  <w:style w:type="paragraph" w:styleId="berschrift8">
+  <w:style w:type="paragraph" w:styleId="Heading8">
     <w:name w:val="heading 8"/>
-    <w:basedOn w:val="Standard"/>
-    <w:next w:val="Standard"/>
-    <w:link w:val="berschrift8Zchn"/>
+    <w:basedOn w:val="Normal"/>
+    <w:next w:val="Normal"/>
+    <w:link w:val="Heading8Char"/>
     <w:uiPriority w:val="9"/>
     <w:semiHidden/>
     <w:unhideWhenUsed/>
@@ -1221,11 +1173,11 @@
       <w:szCs w:val="18"/>
     </w:rPr>
   </w:style>
-  <w:style w:type="paragraph" w:styleId="berschrift9">
+  <w:style w:type="paragraph" w:styleId="Heading9">
     <w:name w:val="heading 9"/>
-    <w:basedOn w:val="Standard"/>
-    <w:next w:val="Standard"/>
-    <w:link w:val="berschrift9Zchn"/>
+    <w:basedOn w:val="Normal"/>
+    <w:next w:val="Normal"/>
+    <w:link w:val="Heading9Char"/>
     <w:uiPriority w:val="9"/>
     <w:semiHidden/>
     <w:unhideWhenUsed/>
@@ -1244,13 +1196,13 @@
       <w:szCs w:val="18"/>
     </w:rPr>
   </w:style>
-  <w:style w:type="character" w:default="1" w:styleId="Absatz-Standardschriftart">
+  <w:style w:type="character" w:default="1" w:styleId="DefaultParagraphFont">
     <w:name w:val="Default Paragraph Font"/>
     <w:uiPriority w:val="1"/>
     <w:semiHidden/>
     <w:unhideWhenUsed/>
   </w:style>
-  <w:style w:type="table" w:default="1" w:styleId="NormaleTabelle">
+  <w:style w:type="table" w:default="1" w:styleId="TableNormal">
     <w:name w:val="Normal Table"/>
     <w:uiPriority w:val="99"/>
     <w:semiHidden/>
@@ -1265,16 +1217,16 @@
       </w:tblCellMar>
     </w:tblPr>
   </w:style>
-  <w:style w:type="numbering" w:default="1" w:styleId="KeineListe">
+  <w:style w:type="numbering" w:default="1" w:styleId="NoList">
     <w:name w:val="No List"/>
     <w:uiPriority w:val="99"/>
     <w:semiHidden/>
     <w:unhideWhenUsed/>
   </w:style>
-  <w:style w:type="paragraph" w:styleId="Kopfzeile">
+  <w:style w:type="paragraph" w:styleId="Header">
     <w:name w:val="header"/>
-    <w:basedOn w:val="Standard"/>
-    <w:link w:val="KopfzeileZchn"/>
+    <w:basedOn w:val="Normal"/>
+    <w:link w:val="HeaderChar"/>
     <w:uiPriority w:val="99"/>
     <w:unhideWhenUsed/>
     <w:rsid w:val="003A3224"/>
@@ -1286,17 +1238,17 @@
       <w:spacing w:after="0" w:line="240" w:lineRule="auto"/>
     </w:pPr>
   </w:style>
-  <w:style w:type="character" w:customStyle="1" w:styleId="KopfzeileZchn">
-    <w:name w:val="Kopfzeile Zchn"/>
-    <w:basedOn w:val="Absatz-Standardschriftart"/>
-    <w:link w:val="Kopfzeile"/>
+  <w:style w:type="character" w:customStyle="1" w:styleId="HeaderChar">
+    <w:name w:val="Header Char"/>
+    <w:basedOn w:val="DefaultParagraphFont"/>
+    <w:link w:val="Header"/>
     <w:uiPriority w:val="99"/>
     <w:rsid w:val="003A3224"/>
   </w:style>
-  <w:style w:type="paragraph" w:styleId="Fuzeile">
+  <w:style w:type="paragraph" w:styleId="Footer">
     <w:name w:val="footer"/>
-    <w:basedOn w:val="Standard"/>
-    <w:link w:val="FuzeileZchn"/>
+    <w:basedOn w:val="Normal"/>
+    <w:link w:val="FooterChar"/>
     <w:uiPriority w:val="99"/>
     <w:unhideWhenUsed/>
     <w:rsid w:val="003A3224"/>
@@ -1308,17 +1260,17 @@
       <w:spacing w:after="0" w:line="240" w:lineRule="auto"/>
     </w:pPr>
   </w:style>
-  <w:style w:type="character" w:customStyle="1" w:styleId="FuzeileZchn">
-    <w:name w:val="Fußzeile Zchn"/>
-    <w:basedOn w:val="Absatz-Standardschriftart"/>
-    <w:link w:val="Fuzeile"/>
+  <w:style w:type="character" w:customStyle="1" w:styleId="FooterChar">
+    <w:name w:val="Footer Char"/>
+    <w:basedOn w:val="DefaultParagraphFont"/>
+    <w:link w:val="Footer"/>
     <w:uiPriority w:val="99"/>
     <w:rsid w:val="003A3224"/>
   </w:style>
-  <w:style w:type="character" w:customStyle="1" w:styleId="berschrift1Zchn">
-    <w:name w:val="Überschrift 1 Zchn"/>
-    <w:basedOn w:val="Absatz-Standardschriftart"/>
-    <w:link w:val="berschrift1"/>
+  <w:style w:type="character" w:customStyle="1" w:styleId="Heading1Char">
+    <w:name w:val="Heading 1 Char"/>
+    <w:basedOn w:val="DefaultParagraphFont"/>
+    <w:link w:val="Heading1"/>
     <w:uiPriority w:val="9"/>
     <w:rsid w:val="003A3224"/>
     <w:rPr>
@@ -1330,10 +1282,10 @@
       <w:shd w:val="clear" w:color="auto" w:fill="4472C4" w:themeFill="accent1"/>
     </w:rPr>
   </w:style>
-  <w:style w:type="character" w:customStyle="1" w:styleId="berschrift2Zchn">
-    <w:name w:val="Überschrift 2 Zchn"/>
-    <w:basedOn w:val="Absatz-Standardschriftart"/>
-    <w:link w:val="berschrift2"/>
+  <w:style w:type="character" w:customStyle="1" w:styleId="Heading2Char">
+    <w:name w:val="Heading 2 Char"/>
+    <w:basedOn w:val="DefaultParagraphFont"/>
+    <w:link w:val="Heading2"/>
     <w:uiPriority w:val="9"/>
     <w:rsid w:val="003A3224"/>
     <w:rPr>
@@ -1342,10 +1294,10 @@
       <w:shd w:val="clear" w:color="auto" w:fill="D9E2F3" w:themeFill="accent1" w:themeFillTint="33"/>
     </w:rPr>
   </w:style>
-  <w:style w:type="character" w:customStyle="1" w:styleId="berschrift3Zchn">
-    <w:name w:val="Überschrift 3 Zchn"/>
-    <w:basedOn w:val="Absatz-Standardschriftart"/>
-    <w:link w:val="berschrift3"/>
+  <w:style w:type="character" w:customStyle="1" w:styleId="Heading3Char">
+    <w:name w:val="Heading 3 Char"/>
+    <w:basedOn w:val="DefaultParagraphFont"/>
+    <w:link w:val="Heading3"/>
     <w:uiPriority w:val="9"/>
     <w:rsid w:val="003A3224"/>
     <w:rPr>
@@ -1354,10 +1306,10 @@
       <w:spacing w:val="15"/>
     </w:rPr>
   </w:style>
-  <w:style w:type="character" w:customStyle="1" w:styleId="berschrift4Zchn">
-    <w:name w:val="Überschrift 4 Zchn"/>
-    <w:basedOn w:val="Absatz-Standardschriftart"/>
-    <w:link w:val="berschrift4"/>
+  <w:style w:type="character" w:customStyle="1" w:styleId="Heading4Char">
+    <w:name w:val="Heading 4 Char"/>
+    <w:basedOn w:val="DefaultParagraphFont"/>
+    <w:link w:val="Heading4"/>
     <w:uiPriority w:val="9"/>
     <w:semiHidden/>
     <w:rsid w:val="003A3224"/>
@@ -1367,10 +1319,10 @@
       <w:spacing w:val="10"/>
     </w:rPr>
   </w:style>
-  <w:style w:type="character" w:customStyle="1" w:styleId="berschrift5Zchn">
-    <w:name w:val="Überschrift 5 Zchn"/>
-    <w:basedOn w:val="Absatz-Standardschriftart"/>
-    <w:link w:val="berschrift5"/>
+  <w:style w:type="character" w:customStyle="1" w:styleId="Heading5Char">
+    <w:name w:val="Heading 5 Char"/>
+    <w:basedOn w:val="DefaultParagraphFont"/>
+    <w:link w:val="Heading5"/>
     <w:uiPriority w:val="9"/>
     <w:semiHidden/>
     <w:rsid w:val="003A3224"/>
@@ -1380,10 +1332,10 @@
       <w:spacing w:val="10"/>
     </w:rPr>
   </w:style>
-  <w:style w:type="character" w:customStyle="1" w:styleId="berschrift6Zchn">
-    <w:name w:val="Überschrift 6 Zchn"/>
-    <w:basedOn w:val="Absatz-Standardschriftart"/>
-    <w:link w:val="berschrift6"/>
+  <w:style w:type="character" w:customStyle="1" w:styleId="Heading6Char">
+    <w:name w:val="Heading 6 Char"/>
+    <w:basedOn w:val="DefaultParagraphFont"/>
+    <w:link w:val="Heading6"/>
     <w:uiPriority w:val="9"/>
     <w:semiHidden/>
     <w:rsid w:val="003A3224"/>
@@ -1393,10 +1345,10 @@
       <w:spacing w:val="10"/>
     </w:rPr>
   </w:style>
-  <w:style w:type="character" w:customStyle="1" w:styleId="berschrift7Zchn">
-    <w:name w:val="Überschrift 7 Zchn"/>
-    <w:basedOn w:val="Absatz-Standardschriftart"/>
-    <w:link w:val="berschrift7"/>
+  <w:style w:type="character" w:customStyle="1" w:styleId="Heading7Char">
+    <w:name w:val="Heading 7 Char"/>
+    <w:basedOn w:val="DefaultParagraphFont"/>
+    <w:link w:val="Heading7"/>
     <w:uiPriority w:val="9"/>
     <w:semiHidden/>
     <w:rsid w:val="003A3224"/>
@@ -1406,10 +1358,10 @@
       <w:spacing w:val="10"/>
     </w:rPr>
   </w:style>
-  <w:style w:type="character" w:customStyle="1" w:styleId="berschrift8Zchn">
-    <w:name w:val="Überschrift 8 Zchn"/>
-    <w:basedOn w:val="Absatz-Standardschriftart"/>
-    <w:link w:val="berschrift8"/>
+  <w:style w:type="character" w:customStyle="1" w:styleId="Heading8Char">
+    <w:name w:val="Heading 8 Char"/>
+    <w:basedOn w:val="DefaultParagraphFont"/>
+    <w:link w:val="Heading8"/>
     <w:uiPriority w:val="9"/>
     <w:semiHidden/>
     <w:rsid w:val="003A3224"/>
@@ -1420,10 +1372,10 @@
       <w:szCs w:val="18"/>
     </w:rPr>
   </w:style>
-  <w:style w:type="character" w:customStyle="1" w:styleId="berschrift9Zchn">
-    <w:name w:val="Überschrift 9 Zchn"/>
-    <w:basedOn w:val="Absatz-Standardschriftart"/>
-    <w:link w:val="berschrift9"/>
+  <w:style w:type="character" w:customStyle="1" w:styleId="Heading9Char">
+    <w:name w:val="Heading 9 Char"/>
+    <w:basedOn w:val="DefaultParagraphFont"/>
+    <w:link w:val="Heading9"/>
     <w:uiPriority w:val="9"/>
     <w:semiHidden/>
     <w:rsid w:val="003A3224"/>
@@ -1436,10 +1388,10 @@
       <w:szCs w:val="18"/>
     </w:rPr>
   </w:style>
-  <w:style w:type="paragraph" w:styleId="Beschriftung">
+  <w:style w:type="paragraph" w:styleId="Caption">
     <w:name w:val="caption"/>
-    <w:basedOn w:val="Standard"/>
-    <w:next w:val="Standard"/>
+    <w:basedOn w:val="Normal"/>
+    <w:next w:val="Normal"/>
     <w:uiPriority w:val="35"/>
     <w:semiHidden/>
     <w:unhideWhenUsed/>
@@ -1453,11 +1405,11 @@
       <w:szCs w:val="16"/>
     </w:rPr>
   </w:style>
-  <w:style w:type="paragraph" w:styleId="Titel">
+  <w:style w:type="paragraph" w:styleId="Title">
     <w:name w:val="Title"/>
-    <w:basedOn w:val="Standard"/>
-    <w:next w:val="Standard"/>
-    <w:link w:val="TitelZchn"/>
+    <w:basedOn w:val="Normal"/>
+    <w:next w:val="Normal"/>
+    <w:link w:val="TitleChar"/>
     <w:uiPriority w:val="10"/>
     <w:qFormat/>
     <w:rsid w:val="003A3224"/>
@@ -1473,10 +1425,10 @@
       <w:szCs w:val="52"/>
     </w:rPr>
   </w:style>
-  <w:style w:type="character" w:customStyle="1" w:styleId="TitelZchn">
-    <w:name w:val="Titel Zchn"/>
-    <w:basedOn w:val="Absatz-Standardschriftart"/>
-    <w:link w:val="Titel"/>
+  <w:style w:type="character" w:customStyle="1" w:styleId="TitleChar">
+    <w:name w:val="Title Char"/>
+    <w:basedOn w:val="DefaultParagraphFont"/>
+    <w:link w:val="Title"/>
     <w:uiPriority w:val="10"/>
     <w:rsid w:val="003A3224"/>
     <w:rPr>
@@ -1488,11 +1440,11 @@
       <w:szCs w:val="52"/>
     </w:rPr>
   </w:style>
-  <w:style w:type="paragraph" w:styleId="Untertitel">
+  <w:style w:type="paragraph" w:styleId="Subtitle">
     <w:name w:val="Subtitle"/>
-    <w:basedOn w:val="Standard"/>
-    <w:next w:val="Standard"/>
-    <w:link w:val="UntertitelZchn"/>
+    <w:basedOn w:val="Normal"/>
+    <w:next w:val="Normal"/>
+    <w:link w:val="SubtitleChar"/>
     <w:uiPriority w:val="11"/>
     <w:qFormat/>
     <w:rsid w:val="003A3224"/>
@@ -1507,10 +1459,10 @@
       <w:szCs w:val="21"/>
     </w:rPr>
   </w:style>
-  <w:style w:type="character" w:customStyle="1" w:styleId="UntertitelZchn">
-    <w:name w:val="Untertitel Zchn"/>
-    <w:basedOn w:val="Absatz-Standardschriftart"/>
-    <w:link w:val="Untertitel"/>
+  <w:style w:type="character" w:customStyle="1" w:styleId="SubtitleChar">
+    <w:name w:val="Subtitle Char"/>
+    <w:basedOn w:val="DefaultParagraphFont"/>
+    <w:link w:val="Subtitle"/>
     <w:uiPriority w:val="11"/>
     <w:rsid w:val="003A3224"/>
     <w:rPr>
@@ -1521,7 +1473,7 @@
       <w:szCs w:val="21"/>
     </w:rPr>
   </w:style>
-  <w:style w:type="character" w:styleId="Fett">
+  <w:style w:type="character" w:styleId="Strong">
     <w:name w:val="Strong"/>
     <w:uiPriority w:val="22"/>
     <w:qFormat/>
@@ -1531,7 +1483,7 @@
       <w:bCs/>
     </w:rPr>
   </w:style>
-  <w:style w:type="character" w:styleId="Hervorhebung">
+  <w:style w:type="character" w:styleId="Emphasis">
     <w:name w:val="Emphasis"/>
     <w:uiPriority w:val="20"/>
     <w:qFormat/>
@@ -1542,7 +1494,7 @@
       <w:spacing w:val="5"/>
     </w:rPr>
   </w:style>
-  <w:style w:type="paragraph" w:styleId="KeinLeerraum">
+  <w:style w:type="paragraph" w:styleId="NoSpacing">
     <w:name w:val="No Spacing"/>
     <w:uiPriority w:val="1"/>
     <w:qFormat/>
@@ -1551,11 +1503,11 @@
       <w:spacing w:after="0" w:line="240" w:lineRule="auto"/>
     </w:pPr>
   </w:style>
-  <w:style w:type="paragraph" w:styleId="Zitat">
+  <w:style w:type="paragraph" w:styleId="Quote">
     <w:name w:val="Quote"/>
-    <w:basedOn w:val="Standard"/>
-    <w:next w:val="Standard"/>
-    <w:link w:val="ZitatZchn"/>
+    <w:basedOn w:val="Normal"/>
+    <w:next w:val="Normal"/>
+    <w:link w:val="QuoteChar"/>
     <w:uiPriority w:val="29"/>
     <w:qFormat/>
     <w:rsid w:val="003A3224"/>
@@ -1566,10 +1518,10 @@
       <w:szCs w:val="24"/>
     </w:rPr>
   </w:style>
-  <w:style w:type="character" w:customStyle="1" w:styleId="ZitatZchn">
-    <w:name w:val="Zitat Zchn"/>
-    <w:basedOn w:val="Absatz-Standardschriftart"/>
-    <w:link w:val="Zitat"/>
+  <w:style w:type="character" w:customStyle="1" w:styleId="QuoteChar">
+    <w:name w:val="Quote Char"/>
+    <w:basedOn w:val="DefaultParagraphFont"/>
+    <w:link w:val="Quote"/>
     <w:uiPriority w:val="29"/>
     <w:rsid w:val="003A3224"/>
     <w:rPr>
@@ -1579,11 +1531,11 @@
       <w:szCs w:val="24"/>
     </w:rPr>
   </w:style>
-  <w:style w:type="paragraph" w:styleId="IntensivesZitat">
+  <w:style w:type="paragraph" w:styleId="IntenseQuote">
     <w:name w:val="Intense Quote"/>
-    <w:basedOn w:val="Standard"/>
-    <w:next w:val="Standard"/>
-    <w:link w:val="IntensivesZitatZchn"/>
+    <w:basedOn w:val="Normal"/>
+    <w:next w:val="Normal"/>
+    <w:link w:val="IntenseQuoteChar"/>
     <w:uiPriority w:val="30"/>
     <w:qFormat/>
     <w:rsid w:val="003A3224"/>
@@ -1598,10 +1550,10 @@
       <w:szCs w:val="24"/>
     </w:rPr>
   </w:style>
-  <w:style w:type="character" w:customStyle="1" w:styleId="IntensivesZitatZchn">
-    <w:name w:val="Intensives Zitat Zchn"/>
-    <w:basedOn w:val="Absatz-Standardschriftart"/>
-    <w:link w:val="IntensivesZitat"/>
+  <w:style w:type="character" w:customStyle="1" w:styleId="IntenseQuoteChar">
+    <w:name w:val="Intense Quote Char"/>
+    <w:basedOn w:val="DefaultParagraphFont"/>
+    <w:link w:val="IntenseQuote"/>
     <w:uiPriority w:val="30"/>
     <w:rsid w:val="003A3224"/>
     <w:rPr>
@@ -1610,7 +1562,7 @@
       <w:szCs w:val="24"/>
     </w:rPr>
   </w:style>
-  <w:style w:type="character" w:styleId="SchwacheHervorhebung">
+  <w:style w:type="character" w:styleId="SubtleEmphasis">
     <w:name w:val="Subtle Emphasis"/>
     <w:uiPriority w:val="19"/>
     <w:qFormat/>
@@ -1621,7 +1573,7 @@
       <w:color w:val="1F3763" w:themeColor="accent1" w:themeShade="7F"/>
     </w:rPr>
   </w:style>
-  <w:style w:type="character" w:styleId="IntensiveHervorhebung">
+  <w:style w:type="character" w:styleId="IntenseEmphasis">
     <w:name w:val="Intense Emphasis"/>
     <w:uiPriority w:val="21"/>
     <w:qFormat/>
@@ -1634,7 +1586,7 @@
       <w:spacing w:val="10"/>
     </w:rPr>
   </w:style>
-  <w:style w:type="character" w:styleId="SchwacherVerweis">
+  <w:style w:type="character" w:styleId="SubtleReference">
     <w:name w:val="Subtle Reference"/>
     <w:uiPriority w:val="31"/>
     <w:qFormat/>
@@ -1645,7 +1597,7 @@
       <w:color w:val="4472C4" w:themeColor="accent1"/>
     </w:rPr>
   </w:style>
-  <w:style w:type="character" w:styleId="IntensiverVerweis">
+  <w:style w:type="character" w:styleId="IntenseReference">
     <w:name w:val="Intense Reference"/>
     <w:uiPriority w:val="32"/>
     <w:qFormat/>
@@ -1659,7 +1611,7 @@
       <w:color w:val="4472C4" w:themeColor="accent1"/>
     </w:rPr>
   </w:style>
-  <w:style w:type="character" w:styleId="Buchtitel">
+  <w:style w:type="character" w:styleId="BookTitle">
     <w:name w:val="Book Title"/>
     <w:uiPriority w:val="33"/>
     <w:qFormat/>
@@ -1672,10 +1624,10 @@
       <w:spacing w:val="0"/>
     </w:rPr>
   </w:style>
-  <w:style w:type="paragraph" w:styleId="Inhaltsverzeichnisberschrift">
+  <w:style w:type="paragraph" w:styleId="TOCHeading">
     <w:name w:val="TOC Heading"/>
-    <w:basedOn w:val="berschrift1"/>
-    <w:next w:val="Standard"/>
+    <w:basedOn w:val="Heading1"/>
+    <w:next w:val="Normal"/>
     <w:uiPriority w:val="39"/>
     <w:semiHidden/>
     <w:unhideWhenUsed/>
@@ -1685,9 +1637,9 @@
       <w:outlineLvl w:val="9"/>
     </w:pPr>
   </w:style>
-  <w:style w:type="table" w:styleId="Tabellenraster">
+  <w:style w:type="table" w:styleId="TableGrid">
     <w:name w:val="Table Grid"/>
-    <w:basedOn w:val="NormaleTabelle"/>
+    <w:basedOn w:val="TableNormal"/>
     <w:uiPriority w:val="39"/>
     <w:rsid w:val="00EC381F"/>
     <w:pPr>
@@ -1709,9 +1661,9 @@
       <w:vAlign w:val="bottom"/>
     </w:tcPr>
   </w:style>
-  <w:style w:type="paragraph" w:styleId="Listenabsatz">
+  <w:style w:type="paragraph" w:styleId="ListParagraph">
     <w:name w:val="List Paragraph"/>
-    <w:basedOn w:val="Standard"/>
+    <w:basedOn w:val="Normal"/>
     <w:uiPriority w:val="34"/>
     <w:qFormat/>
     <w:rsid w:val="005F7422"/>
